--- a/docs/EulerPilot-v2项目说明书-v1.1.docx
+++ b/docs/EulerPilot-v2项目说明书-v1.1.docx
@@ -2,7 +2,7 @@
 <file path=word/document.xml><?xml version="1.0" encoding="utf-8"?>
 <w:document xmlns:w="http://schemas.openxmlformats.org/wordprocessingml/2006/main" xmlns:m="http://schemas.openxmlformats.org/officeDocument/2006/math" xmlns:r="http://schemas.openxmlformats.org/officeDocument/2006/relationships" xmlns:o="urn:schemas-microsoft-com:office:office" xmlns:v="urn:schemas-microsoft-com:vml" xmlns:w10="urn:schemas-microsoft-com:office:word" xmlns:a="http://schemas.openxmlformats.org/drawingml/2006/main" xmlns:pic="http://schemas.openxmlformats.org/drawingml/2006/picture" xmlns:wp="http://schemas.openxmlformats.org/drawingml/2006/wordprocessingDrawing">
   <w:body>
-    <w:bookmarkStart w:id="41" w:name="eulerpilot-v2-项目说明书"/>
+    <w:bookmarkStart w:id="68" w:name="eulerpilot-v2-项目说明书"/>
     <w:p>
       <w:pPr>
         <w:pStyle w:val="Heading1"/>
@@ -340,7 +340,7 @@
               <w:pStyle w:val="Compact"/>
             </w:pPr>
             <w:r>
-              <w:t xml:space="preserve">2026-10-25</w:t>
+              <w:t xml:space="preserve">2026-10-26</w:t>
             </w:r>
           </w:p>
         </w:tc>
@@ -3280,7 +3280,7 @@
     </w:tbl>
     <w:bookmarkEnd w:id="13"/>
     <w:bookmarkEnd w:id="14"/>
-    <w:bookmarkStart w:id="20" w:name="系统概述"/>
+    <w:bookmarkStart w:id="26" w:name="系统概述"/>
     <w:p>
       <w:pPr>
         <w:pStyle w:val="Heading2"/>
@@ -4200,7 +4200,7 @@
       </w:tr>
     </w:tbl>
     <w:bookmarkEnd w:id="15"/>
-    <w:bookmarkStart w:id="16" w:name="工作原理一段话版"/>
+    <w:bookmarkStart w:id="19" w:name="工作原理一段话版"/>
     <w:p>
       <w:pPr>
         <w:pStyle w:val="Heading3"/>
@@ -4218,6 +4218,99 @@
     <w:p>
       <w:pPr>
         <w:pStyle w:val="FirstParagraph"/>
+        <w:keepNext/>
+        <w:spacing w:before="160" w:after="80"/>
+        <w:jc w:val="center"/>
+      </w:pPr>
+      <w:r>
+        <w:drawing>
+          <wp:inline>
+            <wp:extent cx="5334000" cy="4795837"/>
+            <wp:effectExtent b="0" l="0" r="0" t="0"/>
+            <wp:docPr descr="策略生效与补偿流程" title="" id="17" name="Picture"/>
+            <a:graphic>
+              <a:graphicData uri="http://schemas.openxmlformats.org/drawingml/2006/picture">
+                <pic:pic>
+                  <pic:nvPicPr>
+                    <pic:cNvPr descr="D:/code/Ubuntu/EulerPilot-v2/build/diagram-qa/png/policy-apply-flow.png" id="18" name="Picture"/>
+                    <pic:cNvPicPr>
+                      <a:picLocks noChangeArrowheads="1" noChangeAspect="1"/>
+                    </pic:cNvPicPr>
+                  </pic:nvPicPr>
+                  <pic:blipFill>
+                    <a:blip r:embed="rId16">
+                      <a:extLst>
+                        <a:ext uri="{96DAC541-7B7A-43D3-8B79-37D633B846F1}">
+                          <asvg:svgBlip xmlns:asvg="http://schemas.microsoft.com/office/drawing/2016/SVG/main" r:embed="rIdSvg6"/>
+                        </a:ext>
+                      </a:extLst>
+                    </a:blip>
+                    <a:stretch>
+                      <a:fillRect/>
+                    </a:stretch>
+                  </pic:blipFill>
+                  <pic:spPr bwMode="auto">
+                    <a:xfrm>
+                      <a:off x="0" y="0"/>
+                      <a:ext cx="5334000" cy="4795837"/>
+                    </a:xfrm>
+                    <a:prstGeom prst="rect">
+                      <a:avLst/>
+                    </a:prstGeom>
+                    <a:noFill/>
+                    <a:ln w="9525">
+                      <a:noFill/>
+                      <a:headEnd/>
+                      <a:tailEnd/>
+                    </a:ln>
+                  </pic:spPr>
+                </pic:pic>
+              </a:graphicData>
+            </a:graphic>
+          </wp:inline>
+        </w:drawing>
+      </w:r>
+    </w:p>
+    <w:p>
+      <w:pPr>
+        <w:pStyle w:val="BodyText"/>
+        <w:keepNext w:val="0"/>
+        <w:spacing w:after="200"/>
+        <w:jc w:val="center"/>
+      </w:pPr>
+      <w:r>
+        <w:rPr>
+          <w:rFonts w:hint="eastAsia"/>
+          <w:i/>
+          <w:iCs/>
+          <w:color w:val="595959"/>
+          <w:sz w:val="18"/>
+        </w:rPr>
+        <w:t xml:space="preserve">图</w:t>
+      </w:r>
+      <w:r>
+        <w:rPr>
+          <w:i/>
+          <w:iCs/>
+          <w:color w:val="595959"/>
+          <w:sz w:val="18"/>
+        </w:rPr>
+        <w:t xml:space="preserve"> 1　</w:t>
+      </w:r>
+      <w:r>
+        <w:rPr>
+          <w:rFonts w:hint="eastAsia"/>
+          <w:i/>
+          <w:iCs/>
+          <w:color w:val="595959"/>
+          <w:sz w:val="18"/>
+        </w:rPr>
+        <w:t xml:space="preserve">策略生效与补偿流程</w:t>
+      </w:r>
+    </w:p>
+    <w:p>
+      <w:pPr>
+        <w:pStyle w:val="BodyText"/>
       </w:pPr>
       <w:r>
         <w:rPr>
@@ -5135,8 +5228,8 @@
         </w:tc>
       </w:tr>
     </w:tbl>
-    <w:bookmarkEnd w:id="16"/>
-    <w:bookmarkStart w:id="17" w:name="系统构成"/>
+    <w:bookmarkEnd w:id="19"/>
+    <w:bookmarkStart w:id="23" w:name="系统构成"/>
     <w:p>
       <w:pPr>
         <w:pStyle w:val="Heading3"/>
@@ -5159,7 +5252,34 @@
         <w:rPr>
           <w:rFonts w:hint="eastAsia"/>
         </w:rPr>
-        <w:t xml:space="preserve">三层结构,权限单向递减(详图与设计理由见</w:t>
+        <w:t xml:space="preserve">按观测决策、受控执行和内核效果组织逻辑职责。当前特征窗、路由与门控位于</w:t>
+      </w:r>
+      <w:r>
+        <w:t xml:space="preserve"> </w:t>
+      </w:r>
+      <w:r>
+        <w:rPr>
+          <w:rStyle w:val="VerbatimChar"/>
+        </w:rPr>
+        <w:t xml:space="preserve">ep-executord</w:t>
+      </w:r>
+      <w:r>
+        <w:t xml:space="preserve"> </w:t>
+      </w:r>
+      <w:r>
+        <w:rPr>
+          <w:rFonts w:hint="eastAsia"/>
+        </w:rPr>
+        <w:t xml:space="preserve">同一进程内，逻辑分层不代表已实现进程权限隔离；外部客户端经</w:t>
+      </w:r>
+      <w:r>
+        <w:t xml:space="preserve"> Unix socket </w:t>
+      </w:r>
+      <w:r>
+        <w:rPr>
+          <w:rFonts w:hint="eastAsia"/>
+        </w:rPr>
+        <w:t xml:space="preserve">提交请求(详见</w:t>
       </w:r>
       <w:r>
         <w:t xml:space="preserve"> </w:t>
@@ -5177,446 +5297,99 @@
     </w:p>
     <w:p>
       <w:pPr>
-        <w:pStyle w:val="SourceCode"/>
+        <w:pStyle w:val="BodyText"/>
+        <w:keepNext/>
+        <w:spacing w:before="160" w:after="80"/>
+        <w:jc w:val="center"/>
       </w:pPr>
       <w:r>
-        <w:rPr>
-          <w:rStyle w:val="VerbatimChar"/>
-        </w:rPr>
-        <w:t xml:space="preserve">┌─ </w:t>
-      </w:r>
-      <w:r>
-        <w:rPr>
-          <w:rStyle w:val="VerbatimChar"/>
-          <w:rFonts w:hint="eastAsia"/>
-        </w:rPr>
-        <w:t xml:space="preserve">决策层(默认</w:t>
-      </w:r>
-      <w:r>
-        <w:rPr>
-          <w:rStyle w:val="VerbatimChar"/>
-        </w:rPr>
-        <w:t xml:space="preserve"> advisory)────────────────────────────────┐</w:t>
-      </w:r>
-      <w:r>
-        <w:br/>
-      </w:r>
-      <w:r>
-        <w:rPr>
-          <w:rStyle w:val="VerbatimChar"/>
-        </w:rPr>
-        <w:t xml:space="preserve">│ FeatureWindow(CPU/load/PSI)→ </w:t>
-      </w:r>
-      <w:r>
-        <w:rPr>
-          <w:rStyle w:val="VerbatimChar"/>
-          <w:rFonts w:hint="eastAsia"/>
-        </w:rPr>
-        <w:t xml:space="preserve">规则路由</w:t>
-      </w:r>
-      <w:r>
-        <w:rPr>
-          <w:rStyle w:val="VerbatimChar"/>
-        </w:rPr>
-        <w:t xml:space="preserve"> → SLO </w:t>
-      </w:r>
-      <w:r>
-        <w:rPr>
-          <w:rStyle w:val="VerbatimChar"/>
-          <w:rFonts w:hint="eastAsia"/>
-        </w:rPr>
-        <w:t xml:space="preserve">门控</w:t>
-      </w:r>
-      <w:r>
-        <w:rPr>
-          <w:rStyle w:val="VerbatimChar"/>
-        </w:rPr>
-        <w:t xml:space="preserve"> → AutoPilot │</w:t>
-      </w:r>
-      <w:r>
-        <w:br/>
-      </w:r>
-      <w:r>
-        <w:rPr>
-          <w:rStyle w:val="VerbatimChar"/>
-        </w:rPr>
-        <w:t xml:space="preserve">│ </w:t>
-      </w:r>
-      <w:r>
-        <w:rPr>
-          <w:rStyle w:val="VerbatimChar"/>
-          <w:rFonts w:hint="eastAsia"/>
-        </w:rPr>
-        <w:t xml:space="preserve">服务观测(service.observe)/</w:t>
-      </w:r>
-      <w:r>
-        <w:rPr>
-          <w:rStyle w:val="VerbatimChar"/>
-        </w:rPr>
-        <w:t xml:space="preserve"> </w:t>
-      </w:r>
-      <w:r>
-        <w:rPr>
-          <w:rStyle w:val="VerbatimChar"/>
-          <w:rFonts w:hint="eastAsia"/>
-        </w:rPr>
-        <w:t xml:space="preserve">事件观测(event.observe)→</w:t>
-      </w:r>
-      <w:r>
-        <w:rPr>
-          <w:rStyle w:val="VerbatimChar"/>
-        </w:rPr>
-        <w:t xml:space="preserve"> </w:t>
-      </w:r>
-      <w:r>
-        <w:rPr>
-          <w:rStyle w:val="VerbatimChar"/>
-          <w:rFonts w:hint="eastAsia"/>
-        </w:rPr>
-        <w:t xml:space="preserve">只能更严</w:t>
-      </w:r>
-      <w:r>
-        <w:rPr>
-          <w:rStyle w:val="VerbatimChar"/>
-        </w:rPr>
-        <w:t xml:space="preserve"> │</w:t>
-      </w:r>
-      <w:r>
-        <w:br/>
-      </w:r>
-      <w:r>
-        <w:rPr>
-          <w:rStyle w:val="VerbatimChar"/>
-        </w:rPr>
-        <w:t xml:space="preserve">└───────────────┬──────────────────────────────────┘</w:t>
-      </w:r>
-      <w:r>
-        <w:br/>
-      </w:r>
-      <w:r>
-        <w:rPr>
-          <w:rStyle w:val="VerbatimChar"/>
-        </w:rPr>
-        <w:t xml:space="preserve">                │ </w:t>
-      </w:r>
-      <w:r>
-        <w:rPr>
-          <w:rStyle w:val="VerbatimChar"/>
-          <w:rFonts w:hint="eastAsia"/>
-        </w:rPr>
-        <w:t xml:space="preserve">声明式策略(JSON</w:t>
-      </w:r>
-      <w:r>
-        <w:rPr>
-          <w:rStyle w:val="VerbatimChar"/>
-        </w:rPr>
-        <w:t xml:space="preserve"> Schema </w:t>
-      </w:r>
-      <w:r>
-        <w:rPr>
-          <w:rStyle w:val="VerbatimChar"/>
-          <w:rFonts w:hint="eastAsia"/>
-        </w:rPr>
-        <w:t xml:space="preserve">契约)</w:t>
-      </w:r>
-      <w:r>
-        <w:br/>
-      </w:r>
-      <w:r>
-        <w:rPr>
-          <w:rStyle w:val="VerbatimChar"/>
-        </w:rPr>
-        <w:t xml:space="preserve">┌───────────────▼──────────────────────────────────┐</w:t>
-      </w:r>
-      <w:r>
-        <w:br/>
-      </w:r>
-      <w:r>
-        <w:rPr>
-          <w:rStyle w:val="VerbatimChar"/>
-        </w:rPr>
-        <w:t xml:space="preserve">│ </w:t>
-      </w:r>
-      <w:r>
-        <w:rPr>
-          <w:rStyle w:val="VerbatimChar"/>
-          <w:rFonts w:hint="eastAsia"/>
-        </w:rPr>
-        <w:t xml:space="preserve">ep-executord(唯一特权写者)</w:t>
-      </w:r>
-      <w:r>
-        <w:rPr>
-          <w:rStyle w:val="VerbatimChar"/>
-        </w:rPr>
-        <w:t xml:space="preserve">                            │</w:t>
-      </w:r>
-      <w:r>
-        <w:br/>
-      </w:r>
-      <w:r>
-        <w:rPr>
-          <w:rStyle w:val="VerbatimChar"/>
-        </w:rPr>
-        <w:t xml:space="preserve">│ flock </w:t>
-      </w:r>
-      <w:r>
-        <w:rPr>
-          <w:rStyle w:val="VerbatimChar"/>
-          <w:rFonts w:hint="eastAsia"/>
-        </w:rPr>
-        <w:t xml:space="preserve">单实例</w:t>
-      </w:r>
-      <w:r>
-        <w:rPr>
-          <w:rStyle w:val="VerbatimChar"/>
-        </w:rPr>
-        <w:t xml:space="preserve"> · lease/fence · generation · append-only WAL │</w:t>
-      </w:r>
-      <w:r>
-        <w:br/>
-      </w:r>
-      <w:r>
-        <w:rPr>
-          <w:rStyle w:val="VerbatimChar"/>
-        </w:rPr>
-        <w:t xml:space="preserve">│ </w:t>
-      </w:r>
-      <w:r>
-        <w:rPr>
-          <w:rStyle w:val="VerbatimChar"/>
-          <w:rFonts w:hint="eastAsia"/>
-        </w:rPr>
-        <w:t xml:space="preserve">事务状态机</w:t>
-      </w:r>
-      <w:r>
-        <w:rPr>
-          <w:rStyle w:val="VerbatimChar"/>
-        </w:rPr>
-        <w:t xml:space="preserve"> · </w:t>
-      </w:r>
-      <w:r>
-        <w:rPr>
-          <w:rStyle w:val="VerbatimChar"/>
-          <w:rFonts w:hint="eastAsia"/>
-        </w:rPr>
-        <w:t xml:space="preserve">幂等</w:t>
-      </w:r>
-      <w:r>
-        <w:rPr>
-          <w:rStyle w:val="VerbatimChar"/>
-        </w:rPr>
-        <w:t xml:space="preserve"> · </w:t>
-      </w:r>
-      <w:r>
-        <w:rPr>
-          <w:rStyle w:val="VerbatimChar"/>
-          <w:rFonts w:hint="eastAsia"/>
-        </w:rPr>
-        <w:t xml:space="preserve">崩溃</w:t>
-      </w:r>
-      <w:r>
-        <w:rPr>
-          <w:rStyle w:val="VerbatimChar"/>
-        </w:rPr>
-        <w:t xml:space="preserve"> reconcile                      │</w:t>
-      </w:r>
-      <w:r>
-        <w:br/>
-      </w:r>
-      <w:r>
-        <w:rPr>
-          <w:rStyle w:val="VerbatimChar"/>
-        </w:rPr>
-        <w:t xml:space="preserve">└───────┬──────────────────────────────────┬───────┘</w:t>
-      </w:r>
-      <w:r>
-        <w:br/>
-      </w:r>
-      <w:r>
-        <w:rPr>
-          <w:rStyle w:val="VerbatimChar"/>
-        </w:rPr>
-        <w:t xml:space="preserve">   sched </w:t>
-      </w:r>
-      <w:r>
-        <w:rPr>
-          <w:rStyle w:val="VerbatimChar"/>
-          <w:rFonts w:hint="eastAsia"/>
-        </w:rPr>
-        <w:t xml:space="preserve">调度域</w:t>
-      </w:r>
-      <w:r>
-        <w:rPr>
-          <w:rStyle w:val="VerbatimChar"/>
-        </w:rPr>
-        <w:t xml:space="preserve">                          cgroup </w:t>
-      </w:r>
-      <w:r>
-        <w:rPr>
-          <w:rStyle w:val="VerbatimChar"/>
-          <w:rFonts w:hint="eastAsia"/>
-        </w:rPr>
-        <w:t xml:space="preserve">资源域</w:t>
-      </w:r>
-      <w:r>
-        <w:br/>
-      </w:r>
-      <w:r>
-        <w:rPr>
-          <w:rStyle w:val="VerbatimChar"/>
-        </w:rPr>
-        <w:t xml:space="preserve"> </w:t>
-      </w:r>
-      <w:r>
-        <w:rPr>
-          <w:rStyle w:val="VerbatimChar"/>
-          <w:rFonts w:hint="eastAsia"/>
-        </w:rPr>
-        <w:t xml:space="preserve">自建</w:t>
-      </w:r>
-      <w:r>
-        <w:rPr>
-          <w:rStyle w:val="VerbatimChar"/>
-        </w:rPr>
-        <w:t xml:space="preserve"> loader(ops eulerpilot)             cpu.weight </w:t>
-      </w:r>
-      <w:r>
-        <w:rPr>
-          <w:rStyle w:val="VerbatimChar"/>
-          <w:rFonts w:hint="eastAsia"/>
-        </w:rPr>
-        <w:t xml:space="preserve">写读回</w:t>
-      </w:r>
-      <w:r>
-        <w:rPr>
-          <w:rStyle w:val="VerbatimChar"/>
-        </w:rPr>
-        <w:t xml:space="preserve"> +</w:t>
-      </w:r>
-      <w:r>
-        <w:br/>
-      </w:r>
-      <w:r>
-        <w:rPr>
-          <w:rStyle w:val="VerbatimChar"/>
-        </w:rPr>
-        <w:t xml:space="preserve"> link FD </w:t>
-      </w:r>
-      <w:r>
-        <w:rPr>
-          <w:rStyle w:val="VerbatimChar"/>
-          <w:rFonts w:hint="eastAsia"/>
-        </w:rPr>
-        <w:t xml:space="preserve">经</w:t>
-      </w:r>
-      <w:r>
-        <w:rPr>
-          <w:rStyle w:val="VerbatimChar"/>
-        </w:rPr>
-        <w:t xml:space="preserve"> SCM_RIGHTS </w:t>
-      </w:r>
-      <w:r>
-        <w:rPr>
-          <w:rStyle w:val="VerbatimChar"/>
-          <w:rFonts w:hint="eastAsia"/>
-        </w:rPr>
-        <w:t xml:space="preserve">交执行服务</w:t>
-      </w:r>
-      <w:r>
-        <w:rPr>
-          <w:rStyle w:val="VerbatimChar"/>
-        </w:rPr>
-        <w:t xml:space="preserve">          marker </w:t>
-      </w:r>
-      <w:r>
-        <w:rPr>
-          <w:rStyle w:val="VerbatimChar"/>
-          <w:rFonts w:hint="eastAsia"/>
-        </w:rPr>
-        <w:t xml:space="preserve">崩溃恢复</w:t>
-      </w:r>
-      <w:r>
-        <w:rPr>
-          <w:rStyle w:val="VerbatimChar"/>
-        </w:rPr>
-        <w:t xml:space="preserve"> +</w:t>
-      </w:r>
-      <w:r>
-        <w:br/>
-      </w:r>
-      <w:r>
-        <w:rPr>
-          <w:rStyle w:val="VerbatimChar"/>
-        </w:rPr>
-        <w:t xml:space="preserve"> cfg </w:t>
-      </w:r>
-      <w:r>
-        <w:rPr>
-          <w:rStyle w:val="VerbatimChar"/>
-          <w:rFonts w:hint="eastAsia"/>
-        </w:rPr>
-        <w:t xml:space="preserve">参数</w:t>
-      </w:r>
-      <w:r>
-        <w:rPr>
-          <w:rStyle w:val="VerbatimChar"/>
-        </w:rPr>
-        <w:t xml:space="preserve"> · class </w:t>
-      </w:r>
-      <w:r>
-        <w:rPr>
-          <w:rStyle w:val="VerbatimChar"/>
-          <w:rFonts w:hint="eastAsia"/>
-        </w:rPr>
-        <w:t xml:space="preserve">分类路由</w:t>
-      </w:r>
-      <w:r>
-        <w:rPr>
-          <w:rStyle w:val="VerbatimChar"/>
-        </w:rPr>
-        <w:t xml:space="preserve">                 EventArm </w:t>
-      </w:r>
-      <w:r>
-        <w:rPr>
-          <w:rStyle w:val="VerbatimChar"/>
-          <w:rFonts w:hint="eastAsia"/>
-        </w:rPr>
-        <w:t xml:space="preserve">事件守卫</w:t>
-      </w:r>
-      <w:r>
-        <w:br/>
-      </w:r>
-      <w:r>
-        <w:rPr>
-          <w:rStyle w:val="VerbatimChar"/>
-        </w:rPr>
-        <w:t xml:space="preserve">└───────┴──────────────────────────────────┴───────┘</w:t>
-      </w:r>
-      <w:r>
-        <w:br/>
-      </w:r>
-      <w:r>
-        <w:rPr>
-          <w:rStyle w:val="VerbatimChar"/>
-        </w:rPr>
-        <w:t xml:space="preserve">      </w:t>
-      </w:r>
-      <w:r>
-        <w:rPr>
-          <w:rStyle w:val="VerbatimChar"/>
-          <w:rFonts w:hint="eastAsia"/>
-        </w:rPr>
-        <w:t xml:space="preserve">内核:sched_ext</w:t>
-      </w:r>
-      <w:r>
-        <w:rPr>
-          <w:rStyle w:val="VerbatimChar"/>
-        </w:rPr>
-        <w:t xml:space="preserve"> maps / cgroup v2 / raw tracepoints</w:t>
+        <w:drawing>
+          <wp:inline>
+            <wp:extent cx="5334000" cy="5334000"/>
+            <wp:effectExtent b="0" l="0" r="0" t="0"/>
+            <wp:docPr descr="EulerPilot v2 总体架构" title="" id="21" name="Picture"/>
+            <a:graphic>
+              <a:graphicData uri="http://schemas.openxmlformats.org/drawingml/2006/picture">
+                <pic:pic>
+                  <pic:nvPicPr>
+                    <pic:cNvPr descr="D:/code/Ubuntu/EulerPilot-v2/build/diagram-qa/png/system-architecture.png" id="22" name="Picture"/>
+                    <pic:cNvPicPr>
+                      <a:picLocks noChangeArrowheads="1" noChangeAspect="1"/>
+                    </pic:cNvPicPr>
+                  </pic:nvPicPr>
+                  <pic:blipFill>
+                    <a:blip r:embed="rId20">
+                      <a:extLst>
+                        <a:ext uri="{96DAC541-7B7A-43D3-8B79-37D633B846F1}">
+                          <asvg:svgBlip xmlns:asvg="http://schemas.microsoft.com/office/drawing/2016/SVG/main" r:embed="rIdSvg9"/>
+                        </a:ext>
+                      </a:extLst>
+                    </a:blip>
+                    <a:stretch>
+                      <a:fillRect/>
+                    </a:stretch>
+                  </pic:blipFill>
+                  <pic:spPr bwMode="auto">
+                    <a:xfrm>
+                      <a:off x="0" y="0"/>
+                      <a:ext cx="5334000" cy="5334000"/>
+                    </a:xfrm>
+                    <a:prstGeom prst="rect">
+                      <a:avLst/>
+                    </a:prstGeom>
+                    <a:noFill/>
+                    <a:ln w="9525">
+                      <a:noFill/>
+                      <a:headEnd/>
+                      <a:tailEnd/>
+                    </a:ln>
+                  </pic:spPr>
+                </pic:pic>
+              </a:graphicData>
+            </a:graphic>
+          </wp:inline>
+        </w:drawing>
       </w:r>
     </w:p>
-    <w:bookmarkEnd w:id="17"/>
-    <w:bookmarkStart w:id="18" w:name="主要量化结论"/>
+    <w:p>
+      <w:pPr>
+        <w:pStyle w:val="BodyText"/>
+        <w:keepNext w:val="0"/>
+        <w:spacing w:after="200"/>
+        <w:jc w:val="center"/>
+      </w:pPr>
+      <w:r>
+        <w:rPr>
+          <w:rFonts w:hint="eastAsia"/>
+          <w:i/>
+          <w:iCs/>
+          <w:color w:val="595959"/>
+          <w:sz w:val="18"/>
+        </w:rPr>
+        <w:t xml:space="preserve">图</w:t>
+      </w:r>
+      <w:r>
+        <w:rPr>
+          <w:i/>
+          <w:iCs/>
+          <w:color w:val="595959"/>
+          <w:sz w:val="18"/>
+        </w:rPr>
+        <w:t xml:space="preserve"> 2　EulerPilot v2 </w:t>
+      </w:r>
+      <w:r>
+        <w:rPr>
+          <w:rFonts w:hint="eastAsia"/>
+          <w:i/>
+          <w:iCs/>
+          <w:color w:val="595959"/>
+          <w:sz w:val="18"/>
+        </w:rPr>
+        <w:t xml:space="preserve">总体架构</w:t>
+      </w:r>
+    </w:p>
+    <w:bookmarkEnd w:id="23"/>
+    <w:bookmarkStart w:id="24" w:name="主要量化结论"/>
     <w:p>
       <w:pPr>
         <w:pStyle w:val="Heading3"/>
@@ -6958,8 +6731,8 @@
         <w:t xml:space="preserve">更有信息量。</w:t>
       </w:r>
     </w:p>
-    <w:bookmarkEnd w:id="18"/>
-    <w:bookmarkStart w:id="19" w:name="阶段完成度"/>
+    <w:bookmarkEnd w:id="24"/>
+    <w:bookmarkStart w:id="25" w:name="阶段完成度"/>
     <w:p>
       <w:pPr>
         <w:pStyle w:val="Heading3"/>
@@ -7560,9 +7333,9 @@
         </w:tc>
       </w:tr>
     </w:tbl>
-    <w:bookmarkEnd w:id="19"/>
-    <w:bookmarkEnd w:id="20"/>
-    <w:bookmarkStart w:id="21" w:name="总体架构"/>
+    <w:bookmarkEnd w:id="25"/>
+    <w:bookmarkEnd w:id="26"/>
+    <w:bookmarkStart w:id="27" w:name="总体架构"/>
     <w:p>
       <w:pPr>
         <w:pStyle w:val="Heading2"/>
@@ -9862,8 +9635,8 @@
         </w:tc>
       </w:tr>
     </w:tbl>
-    <w:bookmarkEnd w:id="21"/>
-    <w:bookmarkStart w:id="29" w:name="功能说明"/>
+    <w:bookmarkEnd w:id="27"/>
+    <w:bookmarkStart w:id="56" w:name="功能说明"/>
     <w:p>
       <w:pPr>
         <w:pStyle w:val="Heading2"/>
@@ -9878,7 +9651,7 @@
         <w:t xml:space="preserve">功能说明</w:t>
       </w:r>
     </w:p>
-    <w:bookmarkStart w:id="22" w:name="调度策略管控"/>
+    <w:bookmarkStart w:id="31" w:name="调度策略管控"/>
     <w:p>
       <w:pPr>
         <w:pStyle w:val="Heading3"/>
@@ -9896,6 +9669,99 @@
     <w:p>
       <w:pPr>
         <w:pStyle w:val="FirstParagraph"/>
+        <w:keepNext/>
+        <w:spacing w:before="160" w:after="80"/>
+        <w:jc w:val="center"/>
+      </w:pPr>
+      <w:r>
+        <w:drawing>
+          <wp:inline>
+            <wp:extent cx="5334000" cy="4953000"/>
+            <wp:effectExtent b="0" l="0" r="0" t="0"/>
+            <wp:docPr descr="sched_ext 数据面与公平调度" title="" id="29" name="Picture"/>
+            <a:graphic>
+              <a:graphicData uri="http://schemas.openxmlformats.org/drawingml/2006/picture">
+                <pic:pic>
+                  <pic:nvPicPr>
+                    <pic:cNvPr descr="D:/code/Ubuntu/EulerPilot-v2/build/diagram-qa/png/scheduler-data-path.png" id="30" name="Picture"/>
+                    <pic:cNvPicPr>
+                      <a:picLocks noChangeArrowheads="1" noChangeAspect="1"/>
+                    </pic:cNvPicPr>
+                  </pic:nvPicPr>
+                  <pic:blipFill>
+                    <a:blip r:embed="rId28">
+                      <a:extLst>
+                        <a:ext uri="{96DAC541-7B7A-43D3-8B79-37D633B846F1}">
+                          <asvg:svgBlip xmlns:asvg="http://schemas.microsoft.com/office/drawing/2016/SVG/main" r:embed="rIdSvg7"/>
+                        </a:ext>
+                      </a:extLst>
+                    </a:blip>
+                    <a:stretch>
+                      <a:fillRect/>
+                    </a:stretch>
+                  </pic:blipFill>
+                  <pic:spPr bwMode="auto">
+                    <a:xfrm>
+                      <a:off x="0" y="0"/>
+                      <a:ext cx="5334000" cy="4953000"/>
+                    </a:xfrm>
+                    <a:prstGeom prst="rect">
+                      <a:avLst/>
+                    </a:prstGeom>
+                    <a:noFill/>
+                    <a:ln w="9525">
+                      <a:noFill/>
+                      <a:headEnd/>
+                      <a:tailEnd/>
+                    </a:ln>
+                  </pic:spPr>
+                </pic:pic>
+              </a:graphicData>
+            </a:graphic>
+          </wp:inline>
+        </w:drawing>
+      </w:r>
+    </w:p>
+    <w:p>
+      <w:pPr>
+        <w:pStyle w:val="BodyText"/>
+        <w:keepNext w:val="0"/>
+        <w:spacing w:after="200"/>
+        <w:jc w:val="center"/>
+      </w:pPr>
+      <w:r>
+        <w:rPr>
+          <w:rFonts w:hint="eastAsia"/>
+          <w:i/>
+          <w:iCs/>
+          <w:color w:val="595959"/>
+          <w:sz w:val="18"/>
+        </w:rPr>
+        <w:t xml:space="preserve">图</w:t>
+      </w:r>
+      <w:r>
+        <w:rPr>
+          <w:i/>
+          <w:iCs/>
+          <w:color w:val="595959"/>
+          <w:sz w:val="18"/>
+        </w:rPr>
+        <w:t xml:space="preserve"> 3　sched_ext </w:t>
+      </w:r>
+      <w:r>
+        <w:rPr>
+          <w:rFonts w:hint="eastAsia"/>
+          <w:i/>
+          <w:iCs/>
+          <w:color w:val="595959"/>
+          <w:sz w:val="18"/>
+        </w:rPr>
+        <w:t xml:space="preserve">数据面与公平调度</w:t>
+      </w:r>
+    </w:p>
+    <w:p>
+      <w:pPr>
+        <w:pStyle w:val="BodyText"/>
       </w:pPr>
       <w:r>
         <w:rPr>
@@ -10566,8 +10432,8 @@
         <w:t xml:space="preserve">)。</w:t>
       </w:r>
     </w:p>
-    <w:bookmarkEnd w:id="22"/>
-    <w:bookmarkStart w:id="23" w:name="cgroup-资源管控"/>
+    <w:bookmarkEnd w:id="31"/>
+    <w:bookmarkStart w:id="35" w:name="cgroup-资源管控"/>
     <w:p>
       <w:pPr>
         <w:pStyle w:val="Heading3"/>
@@ -10585,6 +10451,99 @@
     <w:p>
       <w:pPr>
         <w:pStyle w:val="FirstParagraph"/>
+        <w:keepNext/>
+        <w:spacing w:before="160" w:after="80"/>
+        <w:jc w:val="center"/>
+      </w:pPr>
+      <w:r>
+        <w:drawing>
+          <wp:inline>
+            <wp:extent cx="5334000" cy="4367212"/>
+            <wp:effectExtent b="0" l="0" r="0" t="0"/>
+            <wp:docPr descr="cgroup 效应的完整生命周期" title="" id="33" name="Picture"/>
+            <a:graphic>
+              <a:graphicData uri="http://schemas.openxmlformats.org/drawingml/2006/picture">
+                <pic:pic>
+                  <pic:nvPicPr>
+                    <pic:cNvPr descr="D:/code/Ubuntu/EulerPilot-v2/build/diagram-qa/png/cgroup-effect-lifecycle.png" id="34" name="Picture"/>
+                    <pic:cNvPicPr>
+                      <a:picLocks noChangeArrowheads="1" noChangeAspect="1"/>
+                    </pic:cNvPicPr>
+                  </pic:nvPicPr>
+                  <pic:blipFill>
+                    <a:blip r:embed="rId32">
+                      <a:extLst>
+                        <a:ext uri="{96DAC541-7B7A-43D3-8B79-37D633B846F1}">
+                          <asvg:svgBlip xmlns:asvg="http://schemas.microsoft.com/office/drawing/2016/SVG/main" r:embed="rIdSvg2"/>
+                        </a:ext>
+                      </a:extLst>
+                    </a:blip>
+                    <a:stretch>
+                      <a:fillRect/>
+                    </a:stretch>
+                  </pic:blipFill>
+                  <pic:spPr bwMode="auto">
+                    <a:xfrm>
+                      <a:off x="0" y="0"/>
+                      <a:ext cx="5334000" cy="4367212"/>
+                    </a:xfrm>
+                    <a:prstGeom prst="rect">
+                      <a:avLst/>
+                    </a:prstGeom>
+                    <a:noFill/>
+                    <a:ln w="9525">
+                      <a:noFill/>
+                      <a:headEnd/>
+                      <a:tailEnd/>
+                    </a:ln>
+                  </pic:spPr>
+                </pic:pic>
+              </a:graphicData>
+            </a:graphic>
+          </wp:inline>
+        </w:drawing>
+      </w:r>
+    </w:p>
+    <w:p>
+      <w:pPr>
+        <w:pStyle w:val="BodyText"/>
+        <w:keepNext w:val="0"/>
+        <w:spacing w:after="200"/>
+        <w:jc w:val="center"/>
+      </w:pPr>
+      <w:r>
+        <w:rPr>
+          <w:rFonts w:hint="eastAsia"/>
+          <w:i/>
+          <w:iCs/>
+          <w:color w:val="595959"/>
+          <w:sz w:val="18"/>
+        </w:rPr>
+        <w:t xml:space="preserve">图</w:t>
+      </w:r>
+      <w:r>
+        <w:rPr>
+          <w:i/>
+          <w:iCs/>
+          <w:color w:val="595959"/>
+          <w:sz w:val="18"/>
+        </w:rPr>
+        <w:t xml:space="preserve"> 4　cgroup </w:t>
+      </w:r>
+      <w:r>
+        <w:rPr>
+          <w:rFonts w:hint="eastAsia"/>
+          <w:i/>
+          <w:iCs/>
+          <w:color w:val="595959"/>
+          <w:sz w:val="18"/>
+        </w:rPr>
+        <w:t xml:space="preserve">效应的完整生命周期</w:t>
+      </w:r>
+    </w:p>
+    <w:p>
+      <w:pPr>
+        <w:pStyle w:val="BodyText"/>
       </w:pPr>
       <w:r>
         <w:rPr>
@@ -11237,8 +11196,8 @@
         </w:tc>
       </w:tr>
     </w:tbl>
-    <w:bookmarkEnd w:id="23"/>
-    <w:bookmarkStart w:id="24" w:name="事件驱动防护r5-链路"/>
+    <w:bookmarkEnd w:id="35"/>
+    <w:bookmarkStart w:id="39" w:name="事件驱动防护r5-链路"/>
     <w:p>
       <w:pPr>
         <w:pStyle w:val="Heading3"/>
@@ -11265,6 +11224,99 @@
     <w:p>
       <w:pPr>
         <w:pStyle w:val="FirstParagraph"/>
+        <w:keepNext/>
+        <w:spacing w:before="160" w:after="80"/>
+        <w:jc w:val="center"/>
+      </w:pPr>
+      <w:r>
+        <w:drawing>
+          <wp:inline>
+            <wp:extent cx="5334000" cy="4319587"/>
+            <wp:effectExtent b="0" l="0" r="0" t="0"/>
+            <wp:docPr descr="eBPF 事件驱动资源闭环" title="" id="37" name="Picture"/>
+            <a:graphic>
+              <a:graphicData uri="http://schemas.openxmlformats.org/drawingml/2006/picture">
+                <pic:pic>
+                  <pic:nvPicPr>
+                    <pic:cNvPr descr="D:/code/Ubuntu/EulerPilot-v2/build/diagram-qa/png/event-driven-control-loop.png" id="38" name="Picture"/>
+                    <pic:cNvPicPr>
+                      <a:picLocks noChangeArrowheads="1" noChangeAspect="1"/>
+                    </pic:cNvPicPr>
+                  </pic:nvPicPr>
+                  <pic:blipFill>
+                    <a:blip r:embed="rId36">
+                      <a:extLst>
+                        <a:ext uri="{96DAC541-7B7A-43D3-8B79-37D633B846F1}">
+                          <asvg:svgBlip xmlns:asvg="http://schemas.microsoft.com/office/drawing/2016/SVG/main" r:embed="rIdSvg4"/>
+                        </a:ext>
+                      </a:extLst>
+                    </a:blip>
+                    <a:stretch>
+                      <a:fillRect/>
+                    </a:stretch>
+                  </pic:blipFill>
+                  <pic:spPr bwMode="auto">
+                    <a:xfrm>
+                      <a:off x="0" y="0"/>
+                      <a:ext cx="5334000" cy="4319587"/>
+                    </a:xfrm>
+                    <a:prstGeom prst="rect">
+                      <a:avLst/>
+                    </a:prstGeom>
+                    <a:noFill/>
+                    <a:ln w="9525">
+                      <a:noFill/>
+                      <a:headEnd/>
+                      <a:tailEnd/>
+                    </a:ln>
+                  </pic:spPr>
+                </pic:pic>
+              </a:graphicData>
+            </a:graphic>
+          </wp:inline>
+        </w:drawing>
+      </w:r>
+    </w:p>
+    <w:p>
+      <w:pPr>
+        <w:pStyle w:val="BodyText"/>
+        <w:keepNext w:val="0"/>
+        <w:spacing w:after="200"/>
+        <w:jc w:val="center"/>
+      </w:pPr>
+      <w:r>
+        <w:rPr>
+          <w:rFonts w:hint="eastAsia"/>
+          <w:i/>
+          <w:iCs/>
+          <w:color w:val="595959"/>
+          <w:sz w:val="18"/>
+        </w:rPr>
+        <w:t xml:space="preserve">图</w:t>
+      </w:r>
+      <w:r>
+        <w:rPr>
+          <w:i/>
+          <w:iCs/>
+          <w:color w:val="595959"/>
+          <w:sz w:val="18"/>
+        </w:rPr>
+        <w:t xml:space="preserve"> 5　eBPF </w:t>
+      </w:r>
+      <w:r>
+        <w:rPr>
+          <w:rFonts w:hint="eastAsia"/>
+          <w:i/>
+          <w:iCs/>
+          <w:color w:val="595959"/>
+          <w:sz w:val="18"/>
+        </w:rPr>
+        <w:t xml:space="preserve">事件驱动资源闭环</w:t>
+      </w:r>
+    </w:p>
+    <w:p>
+      <w:pPr>
+        <w:pStyle w:val="BodyText"/>
       </w:pPr>
       <w:r>
         <w:rPr>
@@ -11937,8 +11989,8 @@
         <w:t xml:space="preserve">章。</w:t>
       </w:r>
     </w:p>
-    <w:bookmarkEnd w:id="24"/>
-    <w:bookmarkStart w:id="25" w:name="感知路由与门控"/>
+    <w:bookmarkEnd w:id="39"/>
+    <w:bookmarkStart w:id="43" w:name="感知路由与门控"/>
     <w:p>
       <w:pPr>
         <w:pStyle w:val="Heading3"/>
@@ -11956,6 +12008,99 @@
     <w:p>
       <w:pPr>
         <w:pStyle w:val="FirstParagraph"/>
+        <w:keepNext/>
+        <w:spacing w:before="160" w:after="80"/>
+        <w:jc w:val="center"/>
+      </w:pPr>
+      <w:r>
+        <w:drawing>
+          <wp:inline>
+            <wp:extent cx="5334000" cy="5000625"/>
+            <wp:effectExtent b="0" l="0" r="0" t="0"/>
+            <wp:docPr descr="自动切换的受限决策通道" title="" id="41" name="Picture"/>
+            <a:graphic>
+              <a:graphicData uri="http://schemas.openxmlformats.org/drawingml/2006/picture">
+                <pic:pic>
+                  <pic:nvPicPr>
+                    <pic:cNvPr descr="D:/code/Ubuntu/EulerPilot-v2/build/diagram-qa/png/bounded-autopilot.png" id="42" name="Picture"/>
+                    <pic:cNvPicPr>
+                      <a:picLocks noChangeArrowheads="1" noChangeAspect="1"/>
+                    </pic:cNvPicPr>
+                  </pic:nvPicPr>
+                  <pic:blipFill>
+                    <a:blip r:embed="rId40">
+                      <a:extLst>
+                        <a:ext uri="{96DAC541-7B7A-43D3-8B79-37D633B846F1}">
+                          <asvg:svgBlip xmlns:asvg="http://schemas.microsoft.com/office/drawing/2016/SVG/main" r:embed="rIdSvg1"/>
+                        </a:ext>
+                      </a:extLst>
+                    </a:blip>
+                    <a:stretch>
+                      <a:fillRect/>
+                    </a:stretch>
+                  </pic:blipFill>
+                  <pic:spPr bwMode="auto">
+                    <a:xfrm>
+                      <a:off x="0" y="0"/>
+                      <a:ext cx="5334000" cy="5000625"/>
+                    </a:xfrm>
+                    <a:prstGeom prst="rect">
+                      <a:avLst/>
+                    </a:prstGeom>
+                    <a:noFill/>
+                    <a:ln w="9525">
+                      <a:noFill/>
+                      <a:headEnd/>
+                      <a:tailEnd/>
+                    </a:ln>
+                  </pic:spPr>
+                </pic:pic>
+              </a:graphicData>
+            </a:graphic>
+          </wp:inline>
+        </w:drawing>
+      </w:r>
+    </w:p>
+    <w:p>
+      <w:pPr>
+        <w:pStyle w:val="BodyText"/>
+        <w:keepNext w:val="0"/>
+        <w:spacing w:after="200"/>
+        <w:jc w:val="center"/>
+      </w:pPr>
+      <w:r>
+        <w:rPr>
+          <w:rFonts w:hint="eastAsia"/>
+          <w:i/>
+          <w:iCs/>
+          <w:color w:val="595959"/>
+          <w:sz w:val="18"/>
+        </w:rPr>
+        <w:t xml:space="preserve">图</w:t>
+      </w:r>
+      <w:r>
+        <w:rPr>
+          <w:i/>
+          <w:iCs/>
+          <w:color w:val="595959"/>
+          <w:sz w:val="18"/>
+        </w:rPr>
+        <w:t xml:space="preserve"> 6　</w:t>
+      </w:r>
+      <w:r>
+        <w:rPr>
+          <w:rFonts w:hint="eastAsia"/>
+          <w:i/>
+          <w:iCs/>
+          <w:color w:val="595959"/>
+          <w:sz w:val="18"/>
+        </w:rPr>
+        <w:t xml:space="preserve">自动切换的受限决策通道</w:t>
+      </w:r>
+    </w:p>
+    <w:p>
+      <w:pPr>
+        <w:pStyle w:val="BodyText"/>
       </w:pPr>
       <w:r>
         <w:rPr>
@@ -12727,8 +12872,8 @@
         <w:t xml:space="preserve">40s)均已在真机量化。</w:t>
       </w:r>
     </w:p>
-    <w:bookmarkEnd w:id="25"/>
-    <w:bookmarkStart w:id="26" w:name="故障恢复"/>
+    <w:bookmarkEnd w:id="43"/>
+    <w:bookmarkStart w:id="47" w:name="故障恢复"/>
     <w:p>
       <w:pPr>
         <w:pStyle w:val="Heading3"/>
@@ -12746,6 +12891,99 @@
     <w:p>
       <w:pPr>
         <w:pStyle w:val="FirstParagraph"/>
+        <w:keepNext/>
+        <w:spacing w:before="160" w:after="80"/>
+        <w:jc w:val="center"/>
+      </w:pPr>
+      <w:r>
+        <w:drawing>
+          <wp:inline>
+            <wp:extent cx="5334000" cy="5081587"/>
+            <wp:effectExtent b="0" l="0" r="0" t="0"/>
+            <wp:docPr descr="启动恢复与降级判定" title="" id="45" name="Picture"/>
+            <a:graphic>
+              <a:graphicData uri="http://schemas.openxmlformats.org/drawingml/2006/picture">
+                <pic:pic>
+                  <pic:nvPicPr>
+                    <pic:cNvPr descr="D:/code/Ubuntu/EulerPilot-v2/build/diagram-qa/png/startup-recovery.png" id="46" name="Picture"/>
+                    <pic:cNvPicPr>
+                      <a:picLocks noChangeArrowheads="1" noChangeAspect="1"/>
+                    </pic:cNvPicPr>
+                  </pic:nvPicPr>
+                  <pic:blipFill>
+                    <a:blip r:embed="rId44">
+                      <a:extLst>
+                        <a:ext uri="{96DAC541-7B7A-43D3-8B79-37D633B846F1}">
+                          <asvg:svgBlip xmlns:asvg="http://schemas.microsoft.com/office/drawing/2016/SVG/main" r:embed="rIdSvg8"/>
+                        </a:ext>
+                      </a:extLst>
+                    </a:blip>
+                    <a:stretch>
+                      <a:fillRect/>
+                    </a:stretch>
+                  </pic:blipFill>
+                  <pic:spPr bwMode="auto">
+                    <a:xfrm>
+                      <a:off x="0" y="0"/>
+                      <a:ext cx="5334000" cy="5081587"/>
+                    </a:xfrm>
+                    <a:prstGeom prst="rect">
+                      <a:avLst/>
+                    </a:prstGeom>
+                    <a:noFill/>
+                    <a:ln w="9525">
+                      <a:noFill/>
+                      <a:headEnd/>
+                      <a:tailEnd/>
+                    </a:ln>
+                  </pic:spPr>
+                </pic:pic>
+              </a:graphicData>
+            </a:graphic>
+          </wp:inline>
+        </w:drawing>
+      </w:r>
+    </w:p>
+    <w:p>
+      <w:pPr>
+        <w:pStyle w:val="BodyText"/>
+        <w:keepNext w:val="0"/>
+        <w:spacing w:after="200"/>
+        <w:jc w:val="center"/>
+      </w:pPr>
+      <w:r>
+        <w:rPr>
+          <w:rFonts w:hint="eastAsia"/>
+          <w:i/>
+          <w:iCs/>
+          <w:color w:val="595959"/>
+          <w:sz w:val="18"/>
+        </w:rPr>
+        <w:t xml:space="preserve">图</w:t>
+      </w:r>
+      <w:r>
+        <w:rPr>
+          <w:i/>
+          <w:iCs/>
+          <w:color w:val="595959"/>
+          <w:sz w:val="18"/>
+        </w:rPr>
+        <w:t xml:space="preserve"> 7　</w:t>
+      </w:r>
+      <w:r>
+        <w:rPr>
+          <w:rFonts w:hint="eastAsia"/>
+          <w:i/>
+          <w:iCs/>
+          <w:color w:val="595959"/>
+          <w:sz w:val="18"/>
+        </w:rPr>
+        <w:t xml:space="preserve">启动恢复与降级判定</w:t>
+      </w:r>
+    </w:p>
+    <w:p>
+      <w:pPr>
+        <w:pStyle w:val="BodyText"/>
       </w:pPr>
       <w:r>
         <w:t xml:space="preserve">17 </w:t>
@@ -13437,8 +13675,8 @@
         <w:t xml:space="preserve">。</w:t>
       </w:r>
     </w:p>
-    <w:bookmarkEnd w:id="26"/>
-    <w:bookmarkStart w:id="27" w:name="审计与溯源"/>
+    <w:bookmarkEnd w:id="47"/>
+    <w:bookmarkStart w:id="51" w:name="审计与溯源"/>
     <w:p>
       <w:pPr>
         <w:pStyle w:val="Heading3"/>
@@ -13451,6 +13689,99 @@
           <w:rFonts w:hint="eastAsia"/>
         </w:rPr>
         <w:t xml:space="preserve">审计与溯源</w:t>
+      </w:r>
+    </w:p>
+    <w:p>
+      <w:pPr>
+        <w:pStyle w:val="FirstParagraph"/>
+        <w:keepNext/>
+        <w:spacing w:before="160" w:after="80"/>
+        <w:jc w:val="center"/>
+      </w:pPr>
+      <w:r>
+        <w:drawing>
+          <wp:inline>
+            <wp:extent cx="5334000" cy="5081587"/>
+            <wp:effectExtent b="0" l="0" r="0" t="0"/>
+            <wp:docPr descr="构建与实验证据溯源" title="" id="49" name="Picture"/>
+            <a:graphic>
+              <a:graphicData uri="http://schemas.openxmlformats.org/drawingml/2006/picture">
+                <pic:pic>
+                  <pic:nvPicPr>
+                    <pic:cNvPr descr="D:/code/Ubuntu/EulerPilot-v2/build/diagram-qa/png/evidence-provenance.png" id="50" name="Picture"/>
+                    <pic:cNvPicPr>
+                      <a:picLocks noChangeArrowheads="1" noChangeAspect="1"/>
+                    </pic:cNvPicPr>
+                  </pic:nvPicPr>
+                  <pic:blipFill>
+                    <a:blip r:embed="rId48">
+                      <a:extLst>
+                        <a:ext uri="{96DAC541-7B7A-43D3-8B79-37D633B846F1}">
+                          <asvg:svgBlip xmlns:asvg="http://schemas.microsoft.com/office/drawing/2016/SVG/main" r:embed="rIdSvg5"/>
+                        </a:ext>
+                      </a:extLst>
+                    </a:blip>
+                    <a:stretch>
+                      <a:fillRect/>
+                    </a:stretch>
+                  </pic:blipFill>
+                  <pic:spPr bwMode="auto">
+                    <a:xfrm>
+                      <a:off x="0" y="0"/>
+                      <a:ext cx="5334000" cy="5081587"/>
+                    </a:xfrm>
+                    <a:prstGeom prst="rect">
+                      <a:avLst/>
+                    </a:prstGeom>
+                    <a:noFill/>
+                    <a:ln w="9525">
+                      <a:noFill/>
+                      <a:headEnd/>
+                      <a:tailEnd/>
+                    </a:ln>
+                  </pic:spPr>
+                </pic:pic>
+              </a:graphicData>
+            </a:graphic>
+          </wp:inline>
+        </w:drawing>
+      </w:r>
+    </w:p>
+    <w:p>
+      <w:pPr>
+        <w:pStyle w:val="BodyText"/>
+        <w:keepNext w:val="0"/>
+        <w:spacing w:after="200"/>
+        <w:jc w:val="center"/>
+      </w:pPr>
+      <w:r>
+        <w:rPr>
+          <w:rFonts w:hint="eastAsia"/>
+          <w:i/>
+          <w:iCs/>
+          <w:color w:val="595959"/>
+          <w:sz w:val="18"/>
+        </w:rPr>
+        <w:t xml:space="preserve">图</w:t>
+      </w:r>
+      <w:r>
+        <w:rPr>
+          <w:i/>
+          <w:iCs/>
+          <w:color w:val="595959"/>
+          <w:sz w:val="18"/>
+        </w:rPr>
+        <w:t xml:space="preserve"> 8　</w:t>
+      </w:r>
+      <w:r>
+        <w:rPr>
+          <w:rFonts w:hint="eastAsia"/>
+          <w:i/>
+          <w:iCs/>
+          <w:color w:val="595959"/>
+          <w:sz w:val="18"/>
+        </w:rPr>
+        <w:t xml:space="preserve">构建与实验证据溯源</w:t>
       </w:r>
     </w:p>
     <w:p>
@@ -13678,8 +14009,8 @@
         <w:t xml:space="preserve">)。</w:t>
       </w:r>
     </w:p>
-    <w:bookmarkEnd w:id="27"/>
-    <w:bookmarkStart w:id="28" w:name="演示"/>
+    <w:bookmarkEnd w:id="51"/>
+    <w:bookmarkStart w:id="55" w:name="演示"/>
     <w:p>
       <w:pPr>
         <w:pStyle w:val="Heading3"/>
@@ -13697,8 +14028,101 @@
     <w:p>
       <w:pPr>
         <w:pStyle w:val="FirstParagraph"/>
+        <w:keepNext/>
+        <w:spacing w:before="160" w:after="80"/>
+        <w:jc w:val="center"/>
       </w:pPr>
       <w:r>
+        <w:drawing>
+          <wp:inline>
+            <wp:extent cx="5334000" cy="4429124"/>
+            <wp:effectExtent b="0" l="0" r="0" t="0"/>
+            <wp:docPr descr="现场演示八步时间线" title="" id="53" name="Picture"/>
+            <a:graphic>
+              <a:graphicData uri="http://schemas.openxmlformats.org/drawingml/2006/picture">
+                <pic:pic>
+                  <pic:nvPicPr>
+                    <pic:cNvPr descr="D:/code/Ubuntu/EulerPilot-v2/build/diagram-qa/png/demo-timeline.png" id="54" name="Picture"/>
+                    <pic:cNvPicPr>
+                      <a:picLocks noChangeArrowheads="1" noChangeAspect="1"/>
+                    </pic:cNvPicPr>
+                  </pic:nvPicPr>
+                  <pic:blipFill>
+                    <a:blip r:embed="rId52">
+                      <a:extLst>
+                        <a:ext uri="{96DAC541-7B7A-43D3-8B79-37D633B846F1}">
+                          <asvg:svgBlip xmlns:asvg="http://schemas.microsoft.com/office/drawing/2016/SVG/main" r:embed="rIdSvg3"/>
+                        </a:ext>
+                      </a:extLst>
+                    </a:blip>
+                    <a:stretch>
+                      <a:fillRect/>
+                    </a:stretch>
+                  </pic:blipFill>
+                  <pic:spPr bwMode="auto">
+                    <a:xfrm>
+                      <a:off x="0" y="0"/>
+                      <a:ext cx="5334000" cy="4429124"/>
+                    </a:xfrm>
+                    <a:prstGeom prst="rect">
+                      <a:avLst/>
+                    </a:prstGeom>
+                    <a:noFill/>
+                    <a:ln w="9525">
+                      <a:noFill/>
+                      <a:headEnd/>
+                      <a:tailEnd/>
+                    </a:ln>
+                  </pic:spPr>
+                </pic:pic>
+              </a:graphicData>
+            </a:graphic>
+          </wp:inline>
+        </w:drawing>
+      </w:r>
+    </w:p>
+    <w:p>
+      <w:pPr>
+        <w:pStyle w:val="BodyText"/>
+        <w:keepNext w:val="0"/>
+        <w:spacing w:after="200"/>
+        <w:jc w:val="center"/>
+      </w:pPr>
+      <w:r>
+        <w:rPr>
+          <w:rFonts w:hint="eastAsia"/>
+          <w:i/>
+          <w:iCs/>
+          <w:color w:val="595959"/>
+          <w:sz w:val="18"/>
+        </w:rPr>
+        <w:t xml:space="preserve">图</w:t>
+      </w:r>
+      <w:r>
+        <w:rPr>
+          <w:i/>
+          <w:iCs/>
+          <w:color w:val="595959"/>
+          <w:sz w:val="18"/>
+        </w:rPr>
+        <w:t xml:space="preserve"> 9　</w:t>
+      </w:r>
+      <w:r>
+        <w:rPr>
+          <w:rFonts w:hint="eastAsia"/>
+          <w:i/>
+          <w:iCs/>
+          <w:color w:val="595959"/>
+          <w:sz w:val="18"/>
+        </w:rPr>
+        <w:t xml:space="preserve">现场演示八步时间线</w:t>
+      </w:r>
+    </w:p>
+    <w:p>
+      <w:pPr>
+        <w:pStyle w:val="BodyText"/>
+      </w:pPr>
+      <w:r>
         <w:rPr>
           <w:rStyle w:val="VerbatimChar"/>
         </w:rPr>
@@ -13846,9 +14270,9 @@
         <w:t xml:space="preserve">)。</w:t>
       </w:r>
     </w:p>
-    <w:bookmarkEnd w:id="28"/>
-    <w:bookmarkEnd w:id="29"/>
-    <w:bookmarkStart w:id="30" w:name="关键设计决策"/>
+    <w:bookmarkEnd w:id="55"/>
+    <w:bookmarkEnd w:id="56"/>
+    <w:bookmarkStart w:id="57" w:name="关键设计决策"/>
     <w:p>
       <w:pPr>
         <w:pStyle w:val="Heading2"/>
@@ -14768,8 +15192,8 @@
         </w:tc>
       </w:tr>
     </w:tbl>
-    <w:bookmarkEnd w:id="30"/>
-    <w:bookmarkStart w:id="31" w:name="运行环境与交付物"/>
+    <w:bookmarkEnd w:id="57"/>
+    <w:bookmarkStart w:id="58" w:name="运行环境与交付物"/>
     <w:p>
       <w:pPr>
         <w:pStyle w:val="Heading2"/>
@@ -15618,6 +16042,7 @@
     <w:p>
       <w:pPr>
         <w:pStyle w:val="SourceCode"/>
+        <w:keepNext w:val="0"/>
       </w:pPr>
       <w:r>
         <w:rPr>
@@ -15889,8 +16314,8 @@
         <w:t xml:space="preserve">与组件边界</w:t>
       </w:r>
     </w:p>
-    <w:bookmarkEnd w:id="31"/>
-    <w:bookmarkStart w:id="34" w:name="适用范围与不支持项"/>
+    <w:bookmarkEnd w:id="58"/>
+    <w:bookmarkStart w:id="61" w:name="适用范围与不支持项"/>
     <w:p>
       <w:pPr>
         <w:pStyle w:val="Heading2"/>
@@ -15905,7 +16330,7 @@
         <w:t xml:space="preserve">适用范围与不支持项</w:t>
       </w:r>
     </w:p>
-    <w:bookmarkStart w:id="32" w:name="支持矩阵"/>
+    <w:bookmarkStart w:id="59" w:name="支持矩阵"/>
     <w:p>
       <w:pPr>
         <w:pStyle w:val="Heading3"/>
@@ -16658,8 +17083,8 @@
         </w:tc>
       </w:tr>
     </w:tbl>
-    <w:bookmarkEnd w:id="32"/>
-    <w:bookmarkStart w:id="33" w:name="硬边界不可回避"/>
+    <w:bookmarkEnd w:id="59"/>
+    <w:bookmarkStart w:id="60" w:name="硬边界不可回避"/>
     <w:p>
       <w:pPr>
         <w:pStyle w:val="Heading3"/>
@@ -16979,9 +17404,9 @@
         <w:t xml:space="preserve">条目里没有”排队任务卡死”的主动构造,该根因由独立实验定位修复,不等同于覆盖。</w:t>
       </w:r>
     </w:p>
-    <w:bookmarkEnd w:id="33"/>
-    <w:bookmarkEnd w:id="34"/>
-    <w:bookmarkStart w:id="37" w:name="结论与后续工作"/>
+    <w:bookmarkEnd w:id="60"/>
+    <w:bookmarkEnd w:id="61"/>
+    <w:bookmarkStart w:id="64" w:name="结论与后续工作"/>
     <w:p>
       <w:pPr>
         <w:pStyle w:val="Heading2"/>
@@ -16996,7 +17421,7 @@
         <w:t xml:space="preserve">结论与后续工作</w:t>
       </w:r>
     </w:p>
-    <w:bookmarkStart w:id="35" w:name="结论"/>
+    <w:bookmarkStart w:id="62" w:name="结论"/>
     <w:p>
       <w:pPr>
         <w:pStyle w:val="Heading3"/>
@@ -17264,8 +17689,8 @@
         <w:t xml:space="preserve">个必测集成项。</w:t>
       </w:r>
     </w:p>
-    <w:bookmarkEnd w:id="35"/>
-    <w:bookmarkStart w:id="36" w:name="未完成与后续工作"/>
+    <w:bookmarkEnd w:id="62"/>
+    <w:bookmarkStart w:id="63" w:name="未完成与后续工作"/>
     <w:p>
       <w:pPr>
         <w:pStyle w:val="Heading3"/>
@@ -17812,9 +18237,9 @@
         </w:tc>
       </w:tr>
     </w:tbl>
-    <w:bookmarkEnd w:id="36"/>
-    <w:bookmarkEnd w:id="37"/>
-    <w:bookmarkStart w:id="38" w:name="术语表"/>
+    <w:bookmarkEnd w:id="63"/>
+    <w:bookmarkEnd w:id="64"/>
+    <w:bookmarkStart w:id="65" w:name="术语表"/>
     <w:p>
       <w:pPr>
         <w:pStyle w:val="Heading2"/>
@@ -18439,8 +18864,8 @@
         </w:tc>
       </w:tr>
     </w:tbl>
-    <w:bookmarkEnd w:id="38"/>
-    <w:bookmarkStart w:id="39" w:name="文档索引"/>
+    <w:bookmarkEnd w:id="65"/>
+    <w:bookmarkStart w:id="66" w:name="文档索引"/>
     <w:p>
       <w:pPr>
         <w:pStyle w:val="Heading2"/>
@@ -19002,8 +19427,8 @@
         </w:tc>
       </w:tr>
     </w:tbl>
-    <w:bookmarkEnd w:id="39"/>
-    <w:bookmarkStart w:id="40" w:name="修订记录"/>
+    <w:bookmarkEnd w:id="66"/>
+    <w:bookmarkStart w:id="67" w:name="修订记录"/>
     <w:p>
       <w:pPr>
         <w:pStyle w:val="Heading2"/>
@@ -19042,15 +19467,18 @@
       <w:tr>
         <w:trPr>
           <w:tblHeader w:val="on"/>
+          <w:cantSplit/>
         </w:trPr>
         <w:tc>
           <w:tcPr>
+            <w:tcW w:type="dxa" w:w="1361"/>
             <w:shd w:val="clear" w:color="auto" w:fill="1F4E79"/>
             <w:vAlign w:val="center"/>
           </w:tcPr>
           <w:p>
             <w:pPr>
               <w:pStyle w:val="Compact"/>
+              <w:keepNext/>
             </w:pPr>
             <w:r>
               <w:rPr>
@@ -19062,12 +19490,14 @@
         </w:tc>
         <w:tc>
           <w:tcPr>
+            <w:tcW w:type="dxa" w:w="1417"/>
             <w:shd w:val="clear" w:color="auto" w:fill="1F4E79"/>
             <w:vAlign w:val="center"/>
           </w:tcPr>
           <w:p>
             <w:pPr>
               <w:pStyle w:val="Compact"/>
+              <w:keepNext/>
             </w:pPr>
             <w:r>
               <w:rPr>
@@ -19079,12 +19509,14 @@
         </w:tc>
         <w:tc>
           <w:tcPr>
+            <w:tcW w:type="dxa" w:w="4989"/>
             <w:shd w:val="clear" w:color="auto" w:fill="1F4E79"/>
             <w:vAlign w:val="center"/>
           </w:tcPr>
           <w:p>
             <w:pPr>
               <w:pStyle w:val="Compact"/>
+              <w:keepNext/>
             </w:pPr>
             <w:r>
               <w:rPr>
@@ -19096,12 +19528,14 @@
         </w:tc>
         <w:tc>
           <w:tcPr>
+            <w:tcW w:type="dxa" w:w="1417"/>
             <w:shd w:val="clear" w:color="auto" w:fill="1F4E79"/>
             <w:vAlign w:val="center"/>
           </w:tcPr>
           <w:p>
             <w:pPr>
               <w:pStyle w:val="Compact"/>
+              <w:keepNext/>
             </w:pPr>
             <w:r>
               <w:rPr>
@@ -19113,11 +19547,17 @@
         </w:tc>
       </w:tr>
       <w:tr>
-        <w:tc>
-          <w:tcPr/>
-          <w:p>
-            <w:pPr>
-              <w:pStyle w:val="Compact"/>
+        <w:trPr>
+          <w:cantSplit/>
+        </w:trPr>
+        <w:tc>
+          <w:tcPr>
+            <w:tcW w:type="dxa" w:w="1361"/>
+          </w:tcPr>
+          <w:p>
+            <w:pPr>
+              <w:pStyle w:val="Compact"/>
+              <w:keepNext/>
             </w:pPr>
             <w:r>
               <w:t xml:space="preserve">v1.0</w:t>
@@ -19125,10 +19565,13 @@
           </w:p>
         </w:tc>
         <w:tc>
-          <w:tcPr/>
-          <w:p>
-            <w:pPr>
-              <w:pStyle w:val="Compact"/>
+          <w:tcPr>
+            <w:tcW w:type="dxa" w:w="1417"/>
+          </w:tcPr>
+          <w:p>
+            <w:pPr>
+              <w:pStyle w:val="Compact"/>
+              <w:keepNext/>
             </w:pPr>
             <w:r>
               <w:t xml:space="preserve">2026-10-25</w:t>
@@ -19136,10 +19579,13 @@
           </w:p>
         </w:tc>
         <w:tc>
-          <w:tcPr/>
-          <w:p>
-            <w:pPr>
-              <w:pStyle w:val="Compact"/>
+          <w:tcPr>
+            <w:tcW w:type="dxa" w:w="4989"/>
+          </w:tcPr>
+          <w:p>
+            <w:pPr>
+              <w:pStyle w:val="Compact"/>
+              <w:keepNext/>
             </w:pPr>
             <w:r>
               <w:rPr>
@@ -19150,10 +19596,13 @@
           </w:p>
         </w:tc>
         <w:tc>
-          <w:tcPr/>
-          <w:p>
-            <w:pPr>
-              <w:pStyle w:val="Compact"/>
+          <w:tcPr>
+            <w:tcW w:type="dxa" w:w="1417"/>
+          </w:tcPr>
+          <w:p>
+            <w:pPr>
+              <w:pStyle w:val="Compact"/>
+              <w:keepNext/>
             </w:pPr>
             <w:r>
               <w:rPr>
@@ -19165,11 +19614,17 @@
         </w:tc>
       </w:tr>
       <w:tr>
-        <w:tc>
-          <w:tcPr/>
-          <w:p>
-            <w:pPr>
-              <w:pStyle w:val="Compact"/>
+        <w:trPr>
+          <w:cantSplit/>
+        </w:trPr>
+        <w:tc>
+          <w:tcPr>
+            <w:tcW w:type="dxa" w:w="1361"/>
+          </w:tcPr>
+          <w:p>
+            <w:pPr>
+              <w:pStyle w:val="Compact"/>
+              <w:keepNext/>
             </w:pPr>
             <w:r>
               <w:t xml:space="preserve">v1.1</w:t>
@@ -19177,10 +19632,13 @@
           </w:p>
         </w:tc>
         <w:tc>
-          <w:tcPr/>
-          <w:p>
-            <w:pPr>
-              <w:pStyle w:val="Compact"/>
+          <w:tcPr>
+            <w:tcW w:type="dxa" w:w="1417"/>
+          </w:tcPr>
+          <w:p>
+            <w:pPr>
+              <w:pStyle w:val="Compact"/>
+              <w:keepNext/>
             </w:pPr>
             <w:r>
               <w:t xml:space="preserve">2026-10-25</w:t>
@@ -19188,10 +19646,13 @@
           </w:p>
         </w:tc>
         <w:tc>
-          <w:tcPr/>
-          <w:p>
-            <w:pPr>
-              <w:pStyle w:val="Compact"/>
+          <w:tcPr>
+            <w:tcW w:type="dxa" w:w="4989"/>
+          </w:tcPr>
+          <w:p>
+            <w:pPr>
+              <w:pStyle w:val="Compact"/>
+              <w:keepNext/>
             </w:pPr>
             <w:r>
               <w:rPr>
@@ -19220,10 +19681,13 @@
           </w:p>
         </w:tc>
         <w:tc>
-          <w:tcPr/>
-          <w:p>
-            <w:pPr>
-              <w:pStyle w:val="Compact"/>
+          <w:tcPr>
+            <w:tcW w:type="dxa" w:w="1417"/>
+          </w:tcPr>
+          <w:p>
+            <w:pPr>
+              <w:pStyle w:val="Compact"/>
+              <w:keepNext/>
             </w:pPr>
             <w:r>
               <w:rPr>
@@ -19234,9 +19698,101 @@
           </w:p>
         </w:tc>
       </w:tr>
+      <w:tr>
+        <w:trPr>
+          <w:cantSplit/>
+        </w:trPr>
+        <w:tc>
+          <w:tcPr>
+            <w:tcW w:type="dxa" w:w="1361"/>
+          </w:tcPr>
+          <w:p>
+            <w:pPr>
+              <w:pStyle w:val="Compact"/>
+              <w:keepNext w:val="0"/>
+            </w:pPr>
+            <w:r>
+              <w:t xml:space="preserve">v1.1 </w:t>
+            </w:r>
+            <w:r>
+              <w:rPr>
+                <w:rFonts w:hint="eastAsia"/>
+              </w:rPr>
+              <w:t xml:space="preserve">图示修订</w:t>
+            </w:r>
+          </w:p>
+        </w:tc>
+        <w:tc>
+          <w:tcPr>
+            <w:tcW w:type="dxa" w:w="1417"/>
+          </w:tcPr>
+          <w:p>
+            <w:pPr>
+              <w:pStyle w:val="Compact"/>
+              <w:keepNext w:val="0"/>
+            </w:pPr>
+            <w:r>
+              <w:t xml:space="preserve">2026-10-26</w:t>
+            </w:r>
+          </w:p>
+        </w:tc>
+        <w:tc>
+          <w:tcPr>
+            <w:tcW w:type="dxa" w:w="4989"/>
+          </w:tcPr>
+          <w:p>
+            <w:pPr>
+              <w:pStyle w:val="Compact"/>
+              <w:keepNext w:val="0"/>
+            </w:pPr>
+            <w:r>
+              <w:rPr>
+                <w:rFonts w:hint="eastAsia"/>
+              </w:rPr>
+              <w:t xml:space="preserve">补充</w:t>
+            </w:r>
+            <w:r>
+              <w:t xml:space="preserve"> SVG </w:t>
+            </w:r>
+            <w:r>
+              <w:rPr>
+                <w:rFonts w:hint="eastAsia"/>
+              </w:rPr>
+              <w:t xml:space="preserve">架构、流程与验证示意图及可编辑源文件；图示按当前实现标注边界，性能数据口径不变</w:t>
+            </w:r>
+          </w:p>
+        </w:tc>
+        <w:tc>
+          <w:tcPr>
+            <w:tcW w:type="dxa" w:w="1417"/>
+          </w:tcPr>
+          <w:p>
+            <w:pPr>
+              <w:pStyle w:val="Compact"/>
+              <w:keepNext w:val="0"/>
+            </w:pPr>
+            <w:r>
+              <w:rPr>
+                <w:rFonts w:hint="eastAsia"/>
+              </w:rPr>
+              <w:t xml:space="preserve">三驱兄弟</w:t>
+            </w:r>
+          </w:p>
+        </w:tc>
+      </w:tr>
     </w:tbl>
-    <w:bookmarkEnd w:id="40"/>
-    <w:bookmarkEnd w:id="41"/>
+    <w:bookmarkEnd w:id="67"/>
+    <w:bookmarkEnd w:id="68"/>
+    <w:p>
+      <w:pPr>
+        <w:keepNext w:val="0"/>
+        <w:spacing w:before="0" w:after="0" w:line="20" w:lineRule="exact"/>
+        <w:rPr>
+          <w:sz w:val="2"/>
+          <w:szCs w:val="2"/>
+        </w:rPr>
+      </w:pPr>
+    </w:p>
     <w:sectPr>
       <w:headerReference w:type="default" r:id="rId9"/>
       <w:footerReference w:type="default" r:id="rId10"/>
